--- a/fuentes/123101_CF05_DU.docx
+++ b/fuentes/123101_CF05_DU.docx
@@ -1211,7 +1211,21 @@
                 <w:rStyle w:val="Hipervnculo"/>
                 <w:noProof/>
               </w:rPr>
-              <w:t>Norma Internacional de Información Financiera (NIIF)</w:t>
+              <w:t>Norma Internacional de Informac</w:t>
+            </w:r>
+            <w:r>
+              <w:rPr>
+                <w:rStyle w:val="Hipervnculo"/>
+                <w:noProof/>
+              </w:rPr>
+              <w:t>i</w:t>
+            </w:r>
+            <w:r>
+              <w:rPr>
+                <w:rStyle w:val="Hipervnculo"/>
+                <w:noProof/>
+              </w:rPr>
+              <w:t>ón Financiera (NIIF)</w:t>
             </w:r>
             <w:r>
               <w:rPr>
@@ -12173,25 +12187,7 @@
           <w:bCs/>
           <w:lang w:eastAsia="es-CO"/>
         </w:rPr>
-        <w:t>(</w:t>
-      </w:r>
-      <w:proofErr w:type="gramStart"/>
-      <w:r>
-        <w:rPr>
-          <w:b/>
-          <w:bCs/>
-          <w:lang w:eastAsia="es-CO"/>
-        </w:rPr>
-        <w:t>tasa;valor</w:t>
-      </w:r>
-      <w:proofErr w:type="gramEnd"/>
-      <w:r>
-        <w:rPr>
-          <w:b/>
-          <w:bCs/>
-          <w:lang w:eastAsia="es-CO"/>
-        </w:rPr>
-        <w:t>1;valor2;…)</w:t>
+        <w:t>(tasa;valor1;valor2;…)</w:t>
       </w:r>
       <w:r>
         <w:rPr>
@@ -12651,7 +12647,10 @@
         <w:pStyle w:val="Ttulo3"/>
       </w:pPr>
       <w:r>
-        <w:t>OBJETIVO</w:t>
+        <w:t>O</w:t>
+      </w:r>
+      <w:r>
+        <w:t>bjetivo</w:t>
       </w:r>
     </w:p>
     <w:p>
@@ -12744,7 +12743,10 @@
         <w:pStyle w:val="Ttulo3"/>
       </w:pPr>
       <w:r>
-        <w:t>ALCANCE</w:t>
+        <w:t>A</w:t>
+      </w:r>
+      <w:r>
+        <w:t>lcance</w:t>
       </w:r>
     </w:p>
     <w:p>
@@ -20203,6 +20205,30 @@
 </file>
 
 <file path=customXml/item1.xml><?xml version="1.0" encoding="utf-8"?>
+<b:Sources xmlns:b="http://schemas.openxmlformats.org/officeDocument/2006/bibliography" xmlns="http://schemas.openxmlformats.org/officeDocument/2006/bibliography" SelectedStyle="\APASixthEditionOfficeOnline.xsl" StyleName="APA" Version="6"/>
+</file>
+
+<file path=customXml/item2.xml><?xml version="1.0" encoding="utf-8"?>
+<p:properties xmlns:p="http://schemas.microsoft.com/office/2006/metadata/properties" xmlns:xsi="http://www.w3.org/2001/XMLSchema-instance" xmlns:pc="http://schemas.microsoft.com/office/infopath/2007/PartnerControls">
+  <documentManagement>
+    <TaxCatchAll xmlns="cb45339b-ced9-4d0d-8f64-77573914d53b" xsi:nil="true"/>
+    <lcf76f155ced4ddcb4097134ff3c332f xmlns="43a3ca16-9c26-4813-b83f-4aec9927b43f">
+      <Terms xmlns="http://schemas.microsoft.com/office/infopath/2007/PartnerControls"/>
+    </lcf76f155ced4ddcb4097134ff3c332f>
+  </documentManagement>
+</p:properties>
+</file>
+
+<file path=customXml/item3.xml><?xml version="1.0" encoding="utf-8"?>
+<?mso-contentType ?>
+<FormTemplates xmlns="http://schemas.microsoft.com/sharepoint/v3/contenttype/forms">
+  <Display>DocumentLibraryForm</Display>
+  <Edit>DocumentLibraryForm</Edit>
+  <New>DocumentLibraryForm</New>
+</FormTemplates>
+</file>
+
+<file path=customXml/item4.xml><?xml version="1.0" encoding="utf-8"?>
 <ct:contentTypeSchema xmlns:ct="http://schemas.microsoft.com/office/2006/metadata/contentType" xmlns:ma="http://schemas.microsoft.com/office/2006/metadata/properties/metaAttributes" ct:_="" ma:_="" ma:contentTypeName="Documento" ma:contentTypeID="0x01010049282E1EDBE9234EA9E6D38F720E265F" ma:contentTypeVersion="15" ma:contentTypeDescription="Crear nuevo documento." ma:contentTypeScope="" ma:versionID="b31c7aa9eaf043a08b87120b3c4916e3">
   <xsd:schema xmlns:xsd="http://www.w3.org/2001/XMLSchema" xmlns:xs="http://www.w3.org/2001/XMLSchema" xmlns:p="http://schemas.microsoft.com/office/2006/metadata/properties" xmlns:ns2="cb45339b-ced9-4d0d-8f64-77573914d53b" xmlns:ns3="43a3ca16-9c26-4813-b83f-4aec9927b43f" targetNamespace="http://schemas.microsoft.com/office/2006/metadata/properties" ma:root="true" ma:fieldsID="3533d065b04d75c457075bc55f1f5315" ns2:_="" ns3:_="">
     <xsd:import namespace="cb45339b-ced9-4d0d-8f64-77573914d53b"/>
@@ -20437,31 +20463,34 @@
 </ct:contentTypeSchema>
 </file>
 
-<file path=customXml/item2.xml><?xml version="1.0" encoding="utf-8"?>
-<b:Sources xmlns:b="http://schemas.openxmlformats.org/officeDocument/2006/bibliography" xmlns="http://schemas.openxmlformats.org/officeDocument/2006/bibliography" SelectedStyle="\APASixthEditionOfficeOnline.xsl" StyleName="APA" Version="6"/>
+<file path=customXml/itemProps1.xml><?xml version="1.0" encoding="utf-8"?>
+<ds:datastoreItem xmlns:ds="http://schemas.openxmlformats.org/officeDocument/2006/customXml" ds:itemID="{EAE431FD-7059-4C09-804B-C9D69EB7B213}">
+  <ds:schemaRefs>
+    <ds:schemaRef ds:uri="http://schemas.openxmlformats.org/officeDocument/2006/bibliography"/>
+  </ds:schemaRefs>
+</ds:datastoreItem>
 </file>
 
-<file path=customXml/item3.xml><?xml version="1.0" encoding="utf-8"?>
-<?mso-contentType ?>
-<FormTemplates xmlns="http://schemas.microsoft.com/sharepoint/v3/contenttype/forms">
-  <Display>DocumentLibraryForm</Display>
-  <Edit>DocumentLibraryForm</Edit>
-  <New>DocumentLibraryForm</New>
-</FormTemplates>
+<file path=customXml/itemProps2.xml><?xml version="1.0" encoding="utf-8"?>
+<ds:datastoreItem xmlns:ds="http://schemas.openxmlformats.org/officeDocument/2006/customXml" ds:itemID="{7B8BA675-F796-4182-8743-758112A63314}">
+  <ds:schemaRefs>
+    <ds:schemaRef ds:uri="http://schemas.microsoft.com/office/2006/metadata/properties"/>
+    <ds:schemaRef ds:uri="http://schemas.microsoft.com/office/infopath/2007/PartnerControls"/>
+    <ds:schemaRef ds:uri="cb45339b-ced9-4d0d-8f64-77573914d53b"/>
+    <ds:schemaRef ds:uri="43a3ca16-9c26-4813-b83f-4aec9927b43f"/>
+  </ds:schemaRefs>
+</ds:datastoreItem>
 </file>
 
-<file path=customXml/item4.xml><?xml version="1.0" encoding="utf-8"?>
-<p:properties xmlns:p="http://schemas.microsoft.com/office/2006/metadata/properties" xmlns:xsi="http://www.w3.org/2001/XMLSchema-instance" xmlns:pc="http://schemas.microsoft.com/office/infopath/2007/PartnerControls">
-  <documentManagement>
-    <TaxCatchAll xmlns="cb45339b-ced9-4d0d-8f64-77573914d53b" xsi:nil="true"/>
-    <lcf76f155ced4ddcb4097134ff3c332f xmlns="43a3ca16-9c26-4813-b83f-4aec9927b43f">
-      <Terms xmlns="http://schemas.microsoft.com/office/infopath/2007/PartnerControls"/>
-    </lcf76f155ced4ddcb4097134ff3c332f>
-  </documentManagement>
-</p:properties>
+<file path=customXml/itemProps3.xml><?xml version="1.0" encoding="utf-8"?>
+<ds:datastoreItem xmlns:ds="http://schemas.openxmlformats.org/officeDocument/2006/customXml" ds:itemID="{DD65FB7F-79B0-4E56-8207-BCF5FF8650C5}">
+  <ds:schemaRefs>
+    <ds:schemaRef ds:uri="http://schemas.microsoft.com/sharepoint/v3/contenttype/forms"/>
+  </ds:schemaRefs>
+</ds:datastoreItem>
 </file>
 
-<file path=customXml/itemProps1.xml><?xml version="1.0" encoding="utf-8"?>
+<file path=customXml/itemProps4.xml><?xml version="1.0" encoding="utf-8"?>
 <ds:datastoreItem xmlns:ds="http://schemas.openxmlformats.org/officeDocument/2006/customXml" ds:itemID="{9BA53D27-0EB4-4EBF-B644-54B115361C99}">
   <ds:schemaRefs>
     <ds:schemaRef ds:uri="http://schemas.microsoft.com/office/2006/metadata/contentType"/>
@@ -20478,31 +20507,4 @@
     <ds:schemaRef ds:uri="http://schemas.microsoft.com/internal/obd"/>
   </ds:schemaRefs>
 </ds:datastoreItem>
-</file>
-
-<file path=customXml/itemProps2.xml><?xml version="1.0" encoding="utf-8"?>
-<ds:datastoreItem xmlns:ds="http://schemas.openxmlformats.org/officeDocument/2006/customXml" ds:itemID="{EAE431FD-7059-4C09-804B-C9D69EB7B213}">
-  <ds:schemaRefs>
-    <ds:schemaRef ds:uri="http://schemas.openxmlformats.org/officeDocument/2006/bibliography"/>
-  </ds:schemaRefs>
-</ds:datastoreItem>
-</file>
-
-<file path=customXml/itemProps3.xml><?xml version="1.0" encoding="utf-8"?>
-<ds:datastoreItem xmlns:ds="http://schemas.openxmlformats.org/officeDocument/2006/customXml" ds:itemID="{DD65FB7F-79B0-4E56-8207-BCF5FF8650C5}">
-  <ds:schemaRefs>
-    <ds:schemaRef ds:uri="http://schemas.microsoft.com/sharepoint/v3/contenttype/forms"/>
-  </ds:schemaRefs>
-</ds:datastoreItem>
-</file>
-
-<file path=customXml/itemProps4.xml><?xml version="1.0" encoding="utf-8"?>
-<ds:datastoreItem xmlns:ds="http://schemas.openxmlformats.org/officeDocument/2006/customXml" ds:itemID="{7B8BA675-F796-4182-8743-758112A63314}">
-  <ds:schemaRefs>
-    <ds:schemaRef ds:uri="http://schemas.microsoft.com/office/2006/metadata/properties"/>
-    <ds:schemaRef ds:uri="http://schemas.microsoft.com/office/infopath/2007/PartnerControls"/>
-    <ds:schemaRef ds:uri="cb45339b-ced9-4d0d-8f64-77573914d53b"/>
-    <ds:schemaRef ds:uri="43a3ca16-9c26-4813-b83f-4aec9927b43f"/>
-  </ds:schemaRefs>
-</ds:datastoreItem>
 </file>